--- a/26年党员建设/李强总理政府工作报告-读后感.docx
+++ b/26年党员建设/李强总理政府工作报告-读后感.docx
@@ -44,7 +44,7 @@
         <w:rPr>
           <w:rFonts w:hint="eastAsia"/>
         </w:rPr>
-        <w:t xml:space="preserve">有一个细节我比较在意。报告提到要壮大集成电路、航空航天这些产业，我在一家机械厂干工艺工程师，同事平时开玩笑说”我们的工作就是让产线别停、良率别掉”。听着挺没出息的，但大产业最后就是要落到每一条产线上。报告里”关键核心技术攻关”这句话我感触比较深——工作两年才知道，</w:t>
+        <w:t xml:space="preserve">有一个细节我比较在意。报告提到要壮大集成电路、航空航天这些产业，我在神州数码做后端开发工程师，同事平时开玩笑说”我们的工作就是让服务别挂、接口别超时”。听着挺没出息的，但大产业最后就是要落到每一个系统上。报告里”关键核心技术攻关”这句话我感触比较深——工作两年才知道，</w:t>
       </w:r>
       <w:r>
         <w:rPr>
@@ -56,7 +56,7 @@
         <w:rPr>
           <w:rFonts w:hint="eastAsia"/>
         </w:rPr>
-        <w:t xml:space="preserve">不光是研究所的事，我们在一线把图纸变成靠谱的成品，也是攻关。</w:t>
+        <w:t xml:space="preserve">不光是研究所的事，我们在一线把需求文档变成稳定运行的系统，也是攻关。</w:t>
       </w:r>
     </w:p>
     <w:p>
@@ -84,7 +84,7 @@
         <w:rPr>
           <w:rFonts w:hint="eastAsia"/>
         </w:rPr>
-        <w:t xml:space="preserve">支部书记老说”党员要在岗位上发挥先锋模范作用”。以前我觉得就是多干活多加班，现在觉得不是这么回事。把自己负责的工序做精、良率提上去，这才是模范。140万亿是一批批产品、一道道工序攒出来的。作为一个入行两年的年轻党员，把手头的事做好，就是我对这份报告最实在的回应。</w:t>
+        <w:t xml:space="preserve">支部书记老说”党员要在岗位上发挥先锋模范作用”。以前我觉得就是多干活多加班，现在觉得不是这么回事。把自己负责的模块写扎实、bug率降下来，这才是模范。140万亿是一批批产品、一道道工序攒出来的。作为一个入行两年的年轻党员，把手头的事做好，就是我对这份报告最实在的回应。</w:t>
       </w:r>
     </w:p>
     <w:bookmarkEnd w:id="20"/>
